--- a/companies/hollowell-ip/Engagements/Keith-Duarte/2021.08.14 - Kickoff Memo - Prosecution Support.docx
+++ b/companies/hollowell-ip/Engagements/Keith-Duarte/2021.08.14 - Kickoff Memo - Prosecution Support.docx
@@ -4,23 +4,26 @@
   <w:body>
     <w:p>
       <w:r>
-        <w:t>To: Kelly Snyder, Joseph Walker</w:t>
+        <w:t>To: Kelly Snyder and Joseph Walker</w:t>
         <w:br/>
-        <w:t>From: Heather Munoz</w:t>
+        <w:t>From: Heather Munoz, Partner</w:t>
         <w:br/>
-        <w:t>Re: Prosecution Support for Keith-Duarte -- kickoff, workstreams, and what I want first</w:t>
-        <w:br/>
-        <w:t>Privileged and confidential. Attorney work product.</w:t>
+        <w:t>Re: Kickoff, prosecution support for the Keith-Duarte portfolio</w:t>
       </w:r>
     </w:p>
     <w:p>
       <w:r>
-        <w:t>The file opened August 11, 2021 and the first tranche of papers from Keith-Duarte is in. Our objective for the opening weeks is narrow, and I want it kept narrow: get every date in the transferred portfolio docketed, confirmed against the papers it came from, and reconciled with what the prior firm recorded. Nothing else in this memo matters until that is done. We do not yet know this portfolio well enough to have a strategy, and I would rather say so than improvise one.</w:t>
+        <w:t>The goal on this engagement is narrow. We keep every family in the Keith-Duarte portfolio current, and we let no filing or response pass its date. Everything below serves that.</w:t>
       </w:r>
     </w:p>
     <w:p>
       <w:r>
-        <w:t>Joseph Palmer is our client contact and expects to hear from us on a cadence rather than by exception. He is a general manager, not a patent lawyer. Write to him accordingly, which means the answer first and the reasoning after, and it does not mean leaving the reasoning out.</w:t>
+        <w:t>The client is Keith-Duarte. Their contact is Joseph Palmer, their General Manager, and client questions route through him. The engagement runs from August 11, 2021, and we are at the front of it now.</w:t>
+      </w:r>
+    </w:p>
+    <w:p>
+      <w:r>
+        <w:t>One thing to fix before anything else. The docket is the part of this the firm cannot forgive. A date, once confirmed, is not moved to suit a draft, and no matter leaves this office without clearing the desk.</w:t>
       </w:r>
     </w:p>
     <w:p>
@@ -28,7 +31,12 @@
         <w:pStyle w:val="Heading2"/>
       </w:pPr>
       <w:r>
-        <w:t>Workstreams</w:t>
+        <w:t>How the Work Divides</w:t>
+      </w:r>
+    </w:p>
+    <w:p>
+      <w:r>
+        <w:t>Owners are set now, so nothing sits between us. Each of you knows the whole of your part; read this before the first response comes due.</w:t>
       </w:r>
     </w:p>
     <w:p>
@@ -36,7 +44,7 @@
         <w:pStyle w:val="ListBullet"/>
       </w:pPr>
       <w:r>
-        <w:t>Intake and docketing (Joseph Walker). Every matter Keith-Duarte transfers gets docketed on receipt against the papers in the wrapper, not against the prior firm's docket sheet. Where the two disagree, ours governs and theirs is a question. Bring me any disagreement the day you find it.</w:t>
+        <w:t>Docket and dates. Kelly Snyder pulls every deadline in the portfolio and reconciles it against the office record. Nothing is assumed. Each date is confirmed against the file, not the calendar we inherited.</w:t>
       </w:r>
     </w:p>
     <w:p>
@@ -44,7 +52,7 @@
         <w:pStyle w:val="ListBullet"/>
       </w:pPr>
       <w:r>
-        <w:t>File history review (Kelly Snyder). Read the prosecution history of each family before you read the pending claims. I want to know what was argued, what was disclaimed, and what was left on the table, family by family. Do not summarize the claims for me yet; the claims will read differently once you know what was said to get them.</w:t>
+        <w:t>Office actions. Kelly Snyder drafts the responses as actions issue, in the order the docket sets. I review each before it files. Nothing goes out on a Friday afternoon without a second read.</w:t>
       </w:r>
     </w:p>
     <w:p>
@@ -52,7 +60,7 @@
         <w:pStyle w:val="ListBullet"/>
       </w:pPr>
       <w:r>
-        <w:t>Formalities (Kelly Snyder, with Joseph Walker). Confirm powers of attorney, correspondence addresses, and assignment recordation for every matter in scope. Inventory the references we have been given against what has actually been submitted. This is the dull work that keeps the interesting work from becoming a problem.</w:t>
+        <w:t>File histories and specifications. Joseph Walker reads into each family, checks the record behind every response, and flags anything in a specification the response has to account for. If the history does not support a position, we do not take it.</w:t>
       </w:r>
     </w:p>
     <w:p>
@@ -60,15 +68,22 @@
         <w:pStyle w:val="ListBullet"/>
       </w:pPr>
       <w:r>
-        <w:t>Correspondence and cadence (Joseph Walker). Draft the confirmation schedule listing every docketed date and the paper each was calculated from. Client updates go out against a docket number and stay short.</w:t>
+        <w:t>Client updates. Short notes against the matter, sent whenever a family moves. I write the ones the client reads. Keep your notes to me plain and dated, and I will shape what goes out.</w:t>
       </w:r>
     </w:p>
     <w:p>
-      <w:pPr>
-        <w:pStyle w:val="ListBullet"/>
-      </w:pPr>
       <w:r>
-        <w:t>Scope watch (all). This engagement covers prosecution. It does not cover opinions, freedom-to-operate work, or anything adjacent that arrives as a question on a phone call. Route those to me and do not answer them helpfully. An answer given in passing is still an answer, and it will be quoted back without the sentence you would have put around it.</w:t>
+        <w:t>Joseph Palmer hears from me, not from the desk, and not from a draft that has not been read. That is how a scope question stays a scope question and does not become a surprise.</w:t>
+      </w:r>
+    </w:p>
+    <w:p>
+      <w:r>
+        <w:t>Two things about how we write here. Do not overstate a response. A claim we cannot support in the record is a liability, not a win, and I would rather read a careful hedge than a confident one. Mark privileged work privileged without being asked.</w:t>
+      </w:r>
+    </w:p>
+    <w:p>
+      <w:r>
+        <w:t>The portfolio we inherited is in decent shape, but the inherited calendar is not the source of truth. The file is. Where the two disagree, the file wins and I want to know.</w:t>
       </w:r>
     </w:p>
     <w:p>
@@ -76,52 +91,27 @@
         <w:pStyle w:val="Heading2"/>
       </w:pPr>
       <w:r>
-        <w:t>Next Steps</w:t>
-      </w:r>
-    </w:p>
-    <w:p>
-      <w:pPr>
-        <w:pStyle w:val="ListBullet"/>
-      </w:pPr>
-      <w:r>
-        <w:t>Joseph Walker: confirmation schedule to me this week, with the docket reconciled against the transferred files before it goes anywhere.</w:t>
-      </w:r>
-    </w:p>
-    <w:p>
-      <w:pPr>
-        <w:pStyle w:val="ListBullet"/>
-      </w:pPr>
-      <w:r>
-        <w:t>Kelly Snyder: the first two families read, and a memorandum on what those histories constrain. State what you searched and what you did not, in the memorandum, not in a footnote.</w:t>
-      </w:r>
-    </w:p>
-    <w:p>
-      <w:pPr>
-        <w:pStyle w:val="ListBullet"/>
-      </w:pPr>
-      <w:r>
-        <w:t>Heather Munoz: call with Joseph Palmer to set the reporting cadence and to tell him what we found in the transferred docket, whether or not it is a comfortable call.</w:t>
-      </w:r>
-    </w:p>
-    <w:p>
-      <w:pPr>
-        <w:pStyle w:val="ListBullet"/>
-      </w:pPr>
-      <w:r>
-        <w:t>All: nothing goes to Keith-Duarte during intake that I have not read first. This is not a comment on your drafting. It is that a client forms its view of a firm in the first month, and I would rather that view be formed on purpose.</w:t>
-      </w:r>
-    </w:p>
-    <w:p>
-      <w:pPr>
-        <w:pStyle w:val="ListBullet"/>
-      </w:pPr>
-      <w:r>
-        <w:t>All: log your time daily rather than weekly. The fee on this engagement was quoted against an assumption about the transferred files, and I want to know early if the assumption was wrong.</w:t>
+        <w:t>First Actions</w:t>
       </w:r>
     </w:p>
     <w:p>
       <w:r>
-        <w:t>One more thing, and it is the only part of this memo I will not negotiate. We took this file with dates already running on it. If any of you finds a date closer than it should be, you tell me the hour you find it, not at the next meeting and not once you have worked out how it happened. How it happened is a conversation we can have afterward, and we will have it without blame. The date is not a conversation. It is a date.</w:t>
+        <w:t>Kelly Snyder: build the deadline calendar this week and send me anything due in the next thirty days. Joseph Walker: start on the two families closest to a response date and read their histories first. Both of you: bring me anything unclear before you act on it, not after.</w:t>
+      </w:r>
+    </w:p>
+    <w:p>
+      <w:r>
+        <w:t>The two families closest to a date come first. Everything else waits behind them until the calendar is built and I have seen it. Do not start a response on a family whose dates we have not confirmed.</w:t>
+      </w:r>
+    </w:p>
+    <w:p>
+      <w:r>
+        <w:t>Log every date you confirm against the source. If a date on the inherited calendar does not match the office record, stop and tell me. That mismatch is exactly the kind of thing we are here to catch.</w:t>
+      </w:r>
+    </w:p>
+    <w:p>
+      <w:r>
+        <w:t>We meet Friday to confirm the calendar. Bring the dates.</w:t>
       </w:r>
     </w:p>
     <w:sectPr>
